--- a/worker/templates/documents/propuesta_bim.docx
+++ b/worker/templates/documents/propuesta_bim.docx
@@ -2,7 +2,6 @@
 <file path=word/document.xml><?xml version="1.0" encoding="utf-8"?>
 <w:document xmlns:wpc="http://schemas.microsoft.com/office/word/2010/wordprocessingCanvas" xmlns:mo="http://schemas.microsoft.com/office/mac/office/2008/main" xmlns:mc="http://schemas.openxmlformats.org/markup-compatibility/2006" xmlns:mv="urn:schemas-microsoft-com:mac:vml" xmlns:o="urn:schemas-microsoft-com:office:office" xmlns:r="http://schemas.openxmlformats.org/officeDocument/2006/relationships" xmlns:m="http://schemas.openxmlformats.org/officeDocument/2006/math" xmlns:v="urn:schemas-microsoft-com:vml" xmlns:wp14="http://schemas.microsoft.com/office/word/2010/wordprocessingDrawing" xmlns:wp="http://schemas.openxmlformats.org/drawingml/2006/wordprocessingDrawing" xmlns:w10="urn:schemas-microsoft-com:office:word" xmlns:w="http://schemas.openxmlformats.org/wordprocessingml/2006/main" xmlns:w14="http://schemas.microsoft.com/office/word/2010/wordml" xmlns:wpg="http://schemas.microsoft.com/office/word/2010/wordprocessingGroup" xmlns:wpi="http://schemas.microsoft.com/office/word/2010/wordprocessingInk" xmlns:wne="http://schemas.microsoft.com/office/word/2006/wordml" xmlns:wps="http://schemas.microsoft.com/office/word/2010/wordprocessingShape" mc:Ignorable="w14 wp14">
   <w:body>
-    <w:p/>
     <w:p/>
     <w:p/>
     <w:p/>
@@ -15,7 +14,7 @@
           <w:color w:val="999999"/>
           <w:sz w:val="28"/>
         </w:rPr>
-        <w:t>[Logo]</w:t>
+        <w:t>[Logo Empresa]</w:t>
       </w:r>
     </w:p>
     <w:p/>
@@ -27,9 +26,9 @@
         <w:rPr>
           <w:b/>
           <w:color w:val="1A477A"/>
-          <w:sz w:val="48"/>
+          <w:sz w:val="52"/>
         </w:rPr>
-        <w:t>PROPUESTA DE CONSULTORÍA BIM</w:t>
+        <w:t>PROPUESTA DE CONSULTORIA BIM</w:t>
       </w:r>
     </w:p>
     <w:p/>
@@ -52,9 +51,16 @@
       </w:pPr>
       <w:r>
         <w:rPr>
-          <w:sz w:val="28"/>
+          <w:color w:val="666666"/>
+          <w:sz w:val="24"/>
         </w:rPr>
-        <w:t>Preparado para: {{ cliente }}</w:t>
+        <w:t xml:space="preserve">Cliente: </w:t>
+      </w:r>
+      <w:r>
+        <w:rPr>
+          <w:sz w:val="24"/>
+        </w:rPr>
+        <w:t>{{ cliente }}</w:t>
       </w:r>
     </w:p>
     <w:p>
@@ -63,9 +69,52 @@
       </w:pPr>
       <w:r>
         <w:rPr>
+          <w:color w:val="666666"/>
           <w:sz w:val="24"/>
         </w:rPr>
-        <w:t>Fecha: {{ fecha }}</w:t>
+        <w:t xml:space="preserve">Fecha: </w:t>
+      </w:r>
+      <w:r>
+        <w:rPr>
+          <w:sz w:val="24"/>
+        </w:rPr>
+        <w:t>{{ fecha }}</w:t>
+      </w:r>
+    </w:p>
+    <w:p>
+      <w:pPr>
+        <w:jc w:val="center"/>
+      </w:pPr>
+      <w:r>
+        <w:rPr>
+          <w:color w:val="666666"/>
+          <w:sz w:val="24"/>
+        </w:rPr>
+        <w:t xml:space="preserve">Version: </w:t>
+      </w:r>
+      <w:r>
+        <w:rPr>
+          <w:sz w:val="24"/>
+        </w:rPr>
+        <w:t>{{ version }}</w:t>
+      </w:r>
+    </w:p>
+    <w:p>
+      <w:pPr>
+        <w:jc w:val="center"/>
+      </w:pPr>
+      <w:r>
+        <w:rPr>
+          <w:color w:val="666666"/>
+          <w:sz w:val="24"/>
+        </w:rPr>
+        <w:t xml:space="preserve">Referencia: </w:t>
+      </w:r>
+      <w:r>
+        <w:rPr>
+          <w:sz w:val="24"/>
+        </w:rPr>
+        <w:t>{{ referencia }}</w:t>
       </w:r>
     </w:p>
     <w:p>
@@ -81,12 +130,18 @@
         <w:rPr>
           <w:color w:val="1A477A"/>
         </w:rPr>
-        <w:t>1. Contexto</w:t>
+        <w:t>1. Resumen Ejecutivo</w:t>
       </w:r>
     </w:p>
     <w:p>
       <w:r>
-        <w:t>{{ contexto }}</w:t>
+        <w:t>{{ resumen_ejecutivo }}</w:t>
+      </w:r>
+    </w:p>
+    <w:p/>
+    <w:p>
+      <w:r>
+        <w:t>Esta propuesta detalla los servicios de consultoria BIM requeridos para el proyecto {{ proyecto }}, incluyendo alcance, metodologia, equipo, cronograma e inversion.</w:t>
       </w:r>
     </w:p>
     <w:p/>
@@ -98,14 +153,316 @@
         <w:rPr>
           <w:color w:val="1A477A"/>
         </w:rPr>
-        <w:t>2. Alcance</w:t>
+        <w:t>2. Alcance de Servicios BIM</w:t>
       </w:r>
     </w:p>
     <w:p>
       <w:r>
-        <w:t>{{ alcance }}</w:t>
+        <w:t>{{ alcance_general }}</w:t>
       </w:r>
     </w:p>
+    <w:p/>
+    <w:p>
+      <w:pPr>
+        <w:pStyle w:val="Heading2"/>
+      </w:pPr>
+      <w:r>
+        <w:rPr>
+          <w:color w:val="1A477A"/>
+        </w:rPr>
+        <w:t>2.1 Niveles de Desarrollo (LOD)</w:t>
+      </w:r>
+    </w:p>
+    <w:tbl>
+      <w:tblPr>
+        <w:tblStyle w:val="TableGrid"/>
+        <w:tblW w:type="auto" w:w="0"/>
+        <w:jc w:val="center"/>
+        <w:tblLook w:firstColumn="1" w:firstRow="1" w:lastColumn="0" w:lastRow="0" w:noHBand="0" w:noVBand="1" w:val="04A0"/>
+      </w:tblPr>
+      <w:tblGrid>
+        <w:gridCol w:w="2160"/>
+        <w:gridCol w:w="2160"/>
+        <w:gridCol w:w="2160"/>
+        <w:gridCol w:w="2160"/>
+      </w:tblGrid>
+      <w:tr>
+        <w:tc>
+          <w:tcPr>
+            <w:tcW w:type="dxa" w:w="1134"/>
+            <w:shd w:fill="1A477A" w:val="clear"/>
+          </w:tcPr>
+          <w:p>
+            <w:pPr>
+              <w:jc w:val="center"/>
+            </w:pPr>
+            <w:r/>
+            <w:r>
+              <w:rPr>
+                <w:rFonts w:ascii="Calibri" w:hAnsi="Calibri"/>
+                <w:b/>
+                <w:color w:val="FFFFFF"/>
+                <w:sz w:val="20"/>
+              </w:rPr>
+              <w:t>LOD</w:t>
+            </w:r>
+          </w:p>
+        </w:tc>
+        <w:tc>
+          <w:tcPr>
+            <w:tcW w:type="dxa" w:w="1701"/>
+            <w:shd w:fill="1A477A" w:val="clear"/>
+          </w:tcPr>
+          <w:p>
+            <w:pPr>
+              <w:jc w:val="center"/>
+            </w:pPr>
+            <w:r/>
+            <w:r>
+              <w:rPr>
+                <w:rFonts w:ascii="Calibri" w:hAnsi="Calibri"/>
+                <w:b/>
+                <w:color w:val="FFFFFF"/>
+                <w:sz w:val="20"/>
+              </w:rPr>
+              <w:t>Fase</w:t>
+            </w:r>
+          </w:p>
+        </w:tc>
+        <w:tc>
+          <w:tcPr>
+            <w:tcW w:type="dxa" w:w="3402"/>
+            <w:shd w:fill="1A477A" w:val="clear"/>
+          </w:tcPr>
+          <w:p>
+            <w:pPr>
+              <w:jc w:val="center"/>
+            </w:pPr>
+            <w:r/>
+            <w:r>
+              <w:rPr>
+                <w:rFonts w:ascii="Calibri" w:hAnsi="Calibri"/>
+                <w:b/>
+                <w:color w:val="FFFFFF"/>
+                <w:sz w:val="20"/>
+              </w:rPr>
+              <w:t>Contenido del modelo</w:t>
+            </w:r>
+          </w:p>
+        </w:tc>
+        <w:tc>
+          <w:tcPr>
+            <w:tcW w:type="dxa" w:w="2835"/>
+            <w:shd w:fill="1A477A" w:val="clear"/>
+          </w:tcPr>
+          <w:p>
+            <w:pPr>
+              <w:jc w:val="center"/>
+            </w:pPr>
+            <w:r/>
+            <w:r>
+              <w:rPr>
+                <w:rFonts w:ascii="Calibri" w:hAnsi="Calibri"/>
+                <w:b/>
+                <w:color w:val="FFFFFF"/>
+                <w:sz w:val="20"/>
+              </w:rPr>
+              <w:t>Usos BIM</w:t>
+            </w:r>
+          </w:p>
+        </w:tc>
+      </w:tr>
+      <w:tr>
+        <w:tc>
+          <w:tcPr>
+            <w:tcW w:type="dxa" w:w="1134"/>
+          </w:tcPr>
+          <w:p>
+            <w:r/>
+            <w:r>
+              <w:rPr>
+                <w:rFonts w:ascii="Calibri" w:hAnsi="Calibri"/>
+                <w:sz w:val="20"/>
+              </w:rPr>
+              <w:t>LOD 200</w:t>
+            </w:r>
+          </w:p>
+        </w:tc>
+        <w:tc>
+          <w:tcPr>
+            <w:tcW w:type="dxa" w:w="1701"/>
+          </w:tcPr>
+          <w:p>
+            <w:r/>
+            <w:r>
+              <w:rPr>
+                <w:rFonts w:ascii="Calibri" w:hAnsi="Calibri"/>
+                <w:sz w:val="20"/>
+              </w:rPr>
+              <w:t>Diseno esquematico</w:t>
+            </w:r>
+          </w:p>
+        </w:tc>
+        <w:tc>
+          <w:tcPr>
+            <w:tcW w:type="dxa" w:w="3402"/>
+          </w:tcPr>
+          <w:p>
+            <w:r/>
+            <w:r>
+              <w:rPr>
+                <w:rFonts w:ascii="Calibri" w:hAnsi="Calibri"/>
+                <w:sz w:val="20"/>
+              </w:rPr>
+              <w:t>Elementos genericos con dimensiones aproximadas, materiales indicativos</w:t>
+            </w:r>
+          </w:p>
+        </w:tc>
+        <w:tc>
+          <w:tcPr>
+            <w:tcW w:type="dxa" w:w="2835"/>
+          </w:tcPr>
+          <w:p>
+            <w:r/>
+            <w:r>
+              <w:rPr>
+                <w:rFonts w:ascii="Calibri" w:hAnsi="Calibri"/>
+                <w:sz w:val="20"/>
+              </w:rPr>
+              <w:t>Coordinacion espacial, estimacion de costos preliminar</w:t>
+            </w:r>
+          </w:p>
+        </w:tc>
+      </w:tr>
+      <w:tr>
+        <w:tc>
+          <w:tcPr>
+            <w:tcW w:type="dxa" w:w="1134"/>
+            <w:shd w:fill="F2F6FA" w:val="clear"/>
+          </w:tcPr>
+          <w:p>
+            <w:r/>
+            <w:r>
+              <w:rPr>
+                <w:rFonts w:ascii="Calibri" w:hAnsi="Calibri"/>
+                <w:sz w:val="20"/>
+              </w:rPr>
+              <w:t>LOD 300</w:t>
+            </w:r>
+          </w:p>
+        </w:tc>
+        <w:tc>
+          <w:tcPr>
+            <w:tcW w:type="dxa" w:w="1701"/>
+            <w:shd w:fill="F2F6FA" w:val="clear"/>
+          </w:tcPr>
+          <w:p>
+            <w:r/>
+            <w:r>
+              <w:rPr>
+                <w:rFonts w:ascii="Calibri" w:hAnsi="Calibri"/>
+                <w:sz w:val="20"/>
+              </w:rPr>
+              <w:t>Desarrollo de diseno</w:t>
+            </w:r>
+          </w:p>
+        </w:tc>
+        <w:tc>
+          <w:tcPr>
+            <w:tcW w:type="dxa" w:w="3402"/>
+            <w:shd w:fill="F2F6FA" w:val="clear"/>
+          </w:tcPr>
+          <w:p>
+            <w:r/>
+            <w:r>
+              <w:rPr>
+                <w:rFonts w:ascii="Calibri" w:hAnsi="Calibri"/>
+                <w:sz w:val="20"/>
+              </w:rPr>
+              <w:t>Elementos con dimensiones precisas, materiales definidos, propiedades tecnicas</w:t>
+            </w:r>
+          </w:p>
+        </w:tc>
+        <w:tc>
+          <w:tcPr>
+            <w:tcW w:type="dxa" w:w="2835"/>
+            <w:shd w:fill="F2F6FA" w:val="clear"/>
+          </w:tcPr>
+          <w:p>
+            <w:r/>
+            <w:r>
+              <w:rPr>
+                <w:rFonts w:ascii="Calibri" w:hAnsi="Calibri"/>
+                <w:sz w:val="20"/>
+              </w:rPr>
+              <w:t>Coordinacion 3D, clash detection, quantity takeoff</w:t>
+            </w:r>
+          </w:p>
+        </w:tc>
+      </w:tr>
+      <w:tr>
+        <w:tc>
+          <w:tcPr>
+            <w:tcW w:type="dxa" w:w="1134"/>
+          </w:tcPr>
+          <w:p>
+            <w:r/>
+            <w:r>
+              <w:rPr>
+                <w:rFonts w:ascii="Calibri" w:hAnsi="Calibri"/>
+                <w:sz w:val="20"/>
+              </w:rPr>
+              <w:t>LOD 400</w:t>
+            </w:r>
+          </w:p>
+        </w:tc>
+        <w:tc>
+          <w:tcPr>
+            <w:tcW w:type="dxa" w:w="1701"/>
+          </w:tcPr>
+          <w:p>
+            <w:r/>
+            <w:r>
+              <w:rPr>
+                <w:rFonts w:ascii="Calibri" w:hAnsi="Calibri"/>
+                <w:sz w:val="20"/>
+              </w:rPr>
+              <w:t>Documentacion de construccion</w:t>
+            </w:r>
+          </w:p>
+        </w:tc>
+        <w:tc>
+          <w:tcPr>
+            <w:tcW w:type="dxa" w:w="3402"/>
+          </w:tcPr>
+          <w:p>
+            <w:r/>
+            <w:r>
+              <w:rPr>
+                <w:rFonts w:ascii="Calibri" w:hAnsi="Calibri"/>
+                <w:sz w:val="20"/>
+              </w:rPr>
+              <w:t>Detalle constructivo, conexiones, fabricacion, secuencia de montaje</w:t>
+            </w:r>
+          </w:p>
+        </w:tc>
+        <w:tc>
+          <w:tcPr>
+            <w:tcW w:type="dxa" w:w="2835"/>
+          </w:tcPr>
+          <w:p>
+            <w:r/>
+            <w:r>
+              <w:rPr>
+                <w:rFonts w:ascii="Calibri" w:hAnsi="Calibri"/>
+                <w:sz w:val="20"/>
+              </w:rPr>
+              <w:t>Planificacion 4D, prefabricacion, control de obra</w:t>
+            </w:r>
+          </w:p>
+        </w:tc>
+      </w:tr>
+    </w:tbl>
     <w:p/>
     <w:p>
       <w:pPr>
@@ -115,7 +472,7 @@
         <w:rPr>
           <w:color w:val="1A477A"/>
         </w:rPr>
-        <w:t>3. Metodología</w:t>
+        <w:t>3. Metodologia</w:t>
       </w:r>
     </w:p>
     <w:p>
@@ -126,20 +483,305 @@
     <w:p/>
     <w:p>
       <w:pPr>
-        <w:pStyle w:val="Heading1"/>
+        <w:pStyle w:val="Heading2"/>
       </w:pPr>
       <w:r>
         <w:rPr>
           <w:color w:val="1A477A"/>
         </w:rPr>
-        <w:t>4. Entregables</w:t>
+        <w:t>3.1 Entregables por fase</w:t>
       </w:r>
     </w:p>
-    <w:p>
-      <w:r>
-        <w:t>{{ entregables }}</w:t>
-      </w:r>
-    </w:p>
+    <w:tbl>
+      <w:tblPr>
+        <w:tblStyle w:val="TableGrid"/>
+        <w:tblW w:type="auto" w:w="0"/>
+        <w:jc w:val="center"/>
+        <w:tblLook w:firstColumn="1" w:firstRow="1" w:lastColumn="0" w:lastRow="0" w:noHBand="0" w:noVBand="1" w:val="04A0"/>
+      </w:tblPr>
+      <w:tblGrid>
+        <w:gridCol w:w="2160"/>
+        <w:gridCol w:w="2160"/>
+        <w:gridCol w:w="2160"/>
+        <w:gridCol w:w="2160"/>
+      </w:tblGrid>
+      <w:tr>
+        <w:tc>
+          <w:tcPr>
+            <w:tcW w:type="dxa" w:w="1701"/>
+            <w:shd w:fill="1A477A" w:val="clear"/>
+          </w:tcPr>
+          <w:p>
+            <w:pPr>
+              <w:jc w:val="center"/>
+            </w:pPr>
+            <w:r/>
+            <w:r>
+              <w:rPr>
+                <w:rFonts w:ascii="Calibri" w:hAnsi="Calibri"/>
+                <w:b/>
+                <w:color w:val="FFFFFF"/>
+                <w:sz w:val="20"/>
+              </w:rPr>
+              <w:t>Fase</w:t>
+            </w:r>
+          </w:p>
+        </w:tc>
+        <w:tc>
+          <w:tcPr>
+            <w:tcW w:type="dxa" w:w="2835"/>
+            <w:shd w:fill="1A477A" w:val="clear"/>
+          </w:tcPr>
+          <w:p>
+            <w:pPr>
+              <w:jc w:val="center"/>
+            </w:pPr>
+            <w:r/>
+            <w:r>
+              <w:rPr>
+                <w:rFonts w:ascii="Calibri" w:hAnsi="Calibri"/>
+                <w:b/>
+                <w:color w:val="FFFFFF"/>
+                <w:sz w:val="20"/>
+              </w:rPr>
+              <w:t>Entregables</w:t>
+            </w:r>
+          </w:p>
+        </w:tc>
+        <w:tc>
+          <w:tcPr>
+            <w:tcW w:type="dxa" w:w="2268"/>
+            <w:shd w:fill="1A477A" w:val="clear"/>
+          </w:tcPr>
+          <w:p>
+            <w:pPr>
+              <w:jc w:val="center"/>
+            </w:pPr>
+            <w:r/>
+            <w:r>
+              <w:rPr>
+                <w:rFonts w:ascii="Calibri" w:hAnsi="Calibri"/>
+                <w:b/>
+                <w:color w:val="FFFFFF"/>
+                <w:sz w:val="20"/>
+              </w:rPr>
+              <w:t>Formato</w:t>
+            </w:r>
+          </w:p>
+        </w:tc>
+        <w:tc>
+          <w:tcPr>
+            <w:tcW w:type="dxa" w:w="2835"/>
+            <w:shd w:fill="1A477A" w:val="clear"/>
+          </w:tcPr>
+          <w:p>
+            <w:pPr>
+              <w:jc w:val="center"/>
+            </w:pPr>
+            <w:r/>
+            <w:r>
+              <w:rPr>
+                <w:rFonts w:ascii="Calibri" w:hAnsi="Calibri"/>
+                <w:b/>
+                <w:color w:val="FFFFFF"/>
+                <w:sz w:val="20"/>
+              </w:rPr>
+              <w:t>Criterio de aceptacion</w:t>
+            </w:r>
+          </w:p>
+        </w:tc>
+      </w:tr>
+      <w:tr>
+        <w:tc>
+          <w:tcPr>
+            <w:tcW w:type="dxa" w:w="1701"/>
+          </w:tcPr>
+          <w:p>
+            <w:r/>
+            <w:r>
+              <w:rPr>
+                <w:rFonts w:ascii="Calibri" w:hAnsi="Calibri"/>
+                <w:sz w:val="20"/>
+              </w:rPr>
+              <w:t>Diseno</w:t>
+            </w:r>
+          </w:p>
+        </w:tc>
+        <w:tc>
+          <w:tcPr>
+            <w:tcW w:type="dxa" w:w="2835"/>
+          </w:tcPr>
+          <w:p>
+            <w:r/>
+            <w:r>
+              <w:rPr>
+                <w:rFonts w:ascii="Calibri" w:hAnsi="Calibri"/>
+                <w:sz w:val="20"/>
+              </w:rPr>
+              <w:t>Modelo BIM federado, planos coordinados, reporte de interferencias</w:t>
+            </w:r>
+          </w:p>
+        </w:tc>
+        <w:tc>
+          <w:tcPr>
+            <w:tcW w:type="dxa" w:w="2268"/>
+          </w:tcPr>
+          <w:p>
+            <w:r/>
+            <w:r>
+              <w:rPr>
+                <w:rFonts w:ascii="Calibri" w:hAnsi="Calibri"/>
+                <w:sz w:val="20"/>
+              </w:rPr>
+              <w:t>RVT / IFC / NWD / PDF</w:t>
+            </w:r>
+          </w:p>
+        </w:tc>
+        <w:tc>
+          <w:tcPr>
+            <w:tcW w:type="dxa" w:w="2835"/>
+          </w:tcPr>
+          <w:p>
+            <w:r/>
+            <w:r>
+              <w:rPr>
+                <w:rFonts w:ascii="Calibri" w:hAnsi="Calibri"/>
+                <w:sz w:val="20"/>
+              </w:rPr>
+              <w:t>Cero clashes criticos entre disciplinas</w:t>
+            </w:r>
+          </w:p>
+        </w:tc>
+      </w:tr>
+      <w:tr>
+        <w:tc>
+          <w:tcPr>
+            <w:tcW w:type="dxa" w:w="1701"/>
+            <w:shd w:fill="F2F6FA" w:val="clear"/>
+          </w:tcPr>
+          <w:p>
+            <w:r/>
+            <w:r>
+              <w:rPr>
+                <w:rFonts w:ascii="Calibri" w:hAnsi="Calibri"/>
+                <w:sz w:val="20"/>
+              </w:rPr>
+              <w:t>Construccion</w:t>
+            </w:r>
+          </w:p>
+        </w:tc>
+        <w:tc>
+          <w:tcPr>
+            <w:tcW w:type="dxa" w:w="2835"/>
+            <w:shd w:fill="F2F6FA" w:val="clear"/>
+          </w:tcPr>
+          <w:p>
+            <w:r/>
+            <w:r>
+              <w:rPr>
+                <w:rFonts w:ascii="Calibri" w:hAnsi="Calibri"/>
+                <w:sz w:val="20"/>
+              </w:rPr>
+              <w:t>Modelo 4D/5D, planificacion de montaje, quantity takeoff, reportes de avance</w:t>
+            </w:r>
+          </w:p>
+        </w:tc>
+        <w:tc>
+          <w:tcPr>
+            <w:tcW w:type="dxa" w:w="2268"/>
+            <w:shd w:fill="F2F6FA" w:val="clear"/>
+          </w:tcPr>
+          <w:p>
+            <w:r/>
+            <w:r>
+              <w:rPr>
+                <w:rFonts w:ascii="Calibri" w:hAnsi="Calibri"/>
+                <w:sz w:val="20"/>
+              </w:rPr>
+              <w:t>NWD / MPP / XLSX / PDF</w:t>
+            </w:r>
+          </w:p>
+        </w:tc>
+        <w:tc>
+          <w:tcPr>
+            <w:tcW w:type="dxa" w:w="2835"/>
+            <w:shd w:fill="F2F6FA" w:val="clear"/>
+          </w:tcPr>
+          <w:p>
+            <w:r/>
+            <w:r>
+              <w:rPr>
+                <w:rFonts w:ascii="Calibri" w:hAnsi="Calibri"/>
+                <w:sz w:val="20"/>
+              </w:rPr>
+              <w:t>Modelo actualizado semanalmente, reporte de avance mensual</w:t>
+            </w:r>
+          </w:p>
+        </w:tc>
+      </w:tr>
+      <w:tr>
+        <w:tc>
+          <w:tcPr>
+            <w:tcW w:type="dxa" w:w="1701"/>
+          </w:tcPr>
+          <w:p>
+            <w:r/>
+            <w:r>
+              <w:rPr>
+                <w:rFonts w:ascii="Calibri" w:hAnsi="Calibri"/>
+                <w:sz w:val="20"/>
+              </w:rPr>
+              <w:t>Operacion</w:t>
+            </w:r>
+          </w:p>
+        </w:tc>
+        <w:tc>
+          <w:tcPr>
+            <w:tcW w:type="dxa" w:w="2835"/>
+          </w:tcPr>
+          <w:p>
+            <w:r/>
+            <w:r>
+              <w:rPr>
+                <w:rFonts w:ascii="Calibri" w:hAnsi="Calibri"/>
+                <w:sz w:val="20"/>
+              </w:rPr>
+              <w:t>Modelo As-Built, manual de operacion BIM, datos COBie para facility management</w:t>
+            </w:r>
+          </w:p>
+        </w:tc>
+        <w:tc>
+          <w:tcPr>
+            <w:tcW w:type="dxa" w:w="2268"/>
+          </w:tcPr>
+          <w:p>
+            <w:r/>
+            <w:r>
+              <w:rPr>
+                <w:rFonts w:ascii="Calibri" w:hAnsi="Calibri"/>
+                <w:sz w:val="20"/>
+              </w:rPr>
+              <w:t>IFC / COBie / PDF</w:t>
+            </w:r>
+          </w:p>
+        </w:tc>
+        <w:tc>
+          <w:tcPr>
+            <w:tcW w:type="dxa" w:w="2835"/>
+          </w:tcPr>
+          <w:p>
+            <w:r/>
+            <w:r>
+              <w:rPr>
+                <w:rFonts w:ascii="Calibri" w:hAnsi="Calibri"/>
+                <w:sz w:val="20"/>
+              </w:rPr>
+              <w:t>Entrega conforme a requerimientos del mandante</w:t>
+            </w:r>
+          </w:p>
+        </w:tc>
+      </w:tr>
+    </w:tbl>
     <w:p/>
     <w:p>
       <w:pPr>
@@ -149,14 +791,299 @@
         <w:rPr>
           <w:color w:val="1A477A"/>
         </w:rPr>
-        <w:t>5. Inversión</w:t>
+        <w:t>4. Equipo Propuesto</w:t>
       </w:r>
     </w:p>
-    <w:p>
-      <w:r>
-        <w:t>{{ inversion }}</w:t>
-      </w:r>
-    </w:p>
+    <w:tbl>
+      <w:tblPr>
+        <w:tblStyle w:val="TableGrid"/>
+        <w:tblW w:type="auto" w:w="0"/>
+        <w:jc w:val="center"/>
+        <w:tblLook w:firstColumn="1" w:firstRow="1" w:lastColumn="0" w:lastRow="0" w:noHBand="0" w:noVBand="1" w:val="04A0"/>
+      </w:tblPr>
+      <w:tblGrid>
+        <w:gridCol w:w="2160"/>
+        <w:gridCol w:w="2160"/>
+        <w:gridCol w:w="2160"/>
+        <w:gridCol w:w="2160"/>
+      </w:tblGrid>
+      <w:tr>
+        <w:tc>
+          <w:tcPr>
+            <w:tcW w:type="dxa" w:w="2268"/>
+            <w:shd w:fill="1A477A" w:val="clear"/>
+          </w:tcPr>
+          <w:p>
+            <w:pPr>
+              <w:jc w:val="center"/>
+            </w:pPr>
+            <w:r/>
+            <w:r>
+              <w:rPr>
+                <w:rFonts w:ascii="Calibri" w:hAnsi="Calibri"/>
+                <w:b/>
+                <w:color w:val="FFFFFF"/>
+                <w:sz w:val="20"/>
+              </w:rPr>
+              <w:t>Rol</w:t>
+            </w:r>
+          </w:p>
+        </w:tc>
+        <w:tc>
+          <w:tcPr>
+            <w:tcW w:type="dxa" w:w="3402"/>
+            <w:shd w:fill="1A477A" w:val="clear"/>
+          </w:tcPr>
+          <w:p>
+            <w:pPr>
+              <w:jc w:val="center"/>
+            </w:pPr>
+            <w:r/>
+            <w:r>
+              <w:rPr>
+                <w:rFonts w:ascii="Calibri" w:hAnsi="Calibri"/>
+                <w:b/>
+                <w:color w:val="FFFFFF"/>
+                <w:sz w:val="20"/>
+              </w:rPr>
+              <w:t>Perfil</w:t>
+            </w:r>
+          </w:p>
+        </w:tc>
+        <w:tc>
+          <w:tcPr>
+            <w:tcW w:type="dxa" w:w="1701"/>
+            <w:shd w:fill="1A477A" w:val="clear"/>
+          </w:tcPr>
+          <w:p>
+            <w:pPr>
+              <w:jc w:val="center"/>
+            </w:pPr>
+            <w:r/>
+            <w:r>
+              <w:rPr>
+                <w:rFonts w:ascii="Calibri" w:hAnsi="Calibri"/>
+                <w:b/>
+                <w:color w:val="FFFFFF"/>
+                <w:sz w:val="20"/>
+              </w:rPr>
+              <w:t>Dedicacion</w:t>
+            </w:r>
+          </w:p>
+        </w:tc>
+        <w:tc>
+          <w:tcPr>
+            <w:tcW w:type="dxa" w:w="1701"/>
+            <w:shd w:fill="1A477A" w:val="clear"/>
+          </w:tcPr>
+          <w:p>
+            <w:pPr>
+              <w:jc w:val="center"/>
+            </w:pPr>
+            <w:r/>
+            <w:r>
+              <w:rPr>
+                <w:rFonts w:ascii="Calibri" w:hAnsi="Calibri"/>
+                <w:b/>
+                <w:color w:val="FFFFFF"/>
+                <w:sz w:val="20"/>
+              </w:rPr>
+              <w:t>Horas estimadas</w:t>
+            </w:r>
+          </w:p>
+        </w:tc>
+      </w:tr>
+      <w:tr>
+        <w:tc>
+          <w:tcPr>
+            <w:tcW w:type="dxa" w:w="2268"/>
+          </w:tcPr>
+          <w:p>
+            <w:r/>
+            <w:r>
+              <w:rPr>
+                <w:rFonts w:ascii="Calibri" w:hAnsi="Calibri"/>
+                <w:sz w:val="20"/>
+              </w:rPr>
+              <w:t>BIM Manager / Consultor Principal</w:t>
+            </w:r>
+          </w:p>
+        </w:tc>
+        <w:tc>
+          <w:tcPr>
+            <w:tcW w:type="dxa" w:w="3402"/>
+          </w:tcPr>
+          <w:p>
+            <w:r/>
+            <w:r>
+              <w:rPr>
+                <w:rFonts w:ascii="Calibri" w:hAnsi="Calibri"/>
+                <w:sz w:val="20"/>
+              </w:rPr>
+              <w:t>Arquitecto con +10 anios en BIM. Certificado buildingSMART y Autodesk. Experiencia en coordinacion multidisciplinaria</w:t>
+            </w:r>
+          </w:p>
+        </w:tc>
+        <w:tc>
+          <w:tcPr>
+            <w:tcW w:type="dxa" w:w="1701"/>
+          </w:tcPr>
+          <w:p>
+            <w:r/>
+            <w:r>
+              <w:rPr>
+                <w:rFonts w:ascii="Calibri" w:hAnsi="Calibri"/>
+                <w:sz w:val="20"/>
+              </w:rPr>
+              <w:t>{{ dedicacion_bim_manager }}</w:t>
+            </w:r>
+          </w:p>
+        </w:tc>
+        <w:tc>
+          <w:tcPr>
+            <w:tcW w:type="dxa" w:w="1701"/>
+          </w:tcPr>
+          <w:p>
+            <w:r/>
+            <w:r>
+              <w:rPr>
+                <w:rFonts w:ascii="Calibri" w:hAnsi="Calibri"/>
+                <w:sz w:val="20"/>
+              </w:rPr>
+              <w:t>{{ horas_bim_manager }}</w:t>
+            </w:r>
+          </w:p>
+        </w:tc>
+      </w:tr>
+      <w:tr>
+        <w:tc>
+          <w:tcPr>
+            <w:tcW w:type="dxa" w:w="2268"/>
+            <w:shd w:fill="F2F6FA" w:val="clear"/>
+          </w:tcPr>
+          <w:p>
+            <w:r/>
+            <w:r>
+              <w:rPr>
+                <w:rFonts w:ascii="Calibri" w:hAnsi="Calibri"/>
+                <w:sz w:val="20"/>
+              </w:rPr>
+              <w:t>Coordinador BIM</w:t>
+            </w:r>
+          </w:p>
+        </w:tc>
+        <w:tc>
+          <w:tcPr>
+            <w:tcW w:type="dxa" w:w="3402"/>
+            <w:shd w:fill="F2F6FA" w:val="clear"/>
+          </w:tcPr>
+          <w:p>
+            <w:r/>
+            <w:r>
+              <w:rPr>
+                <w:rFonts w:ascii="Calibri" w:hAnsi="Calibri"/>
+                <w:sz w:val="20"/>
+              </w:rPr>
+              <w:t>Especialista en clash detection, federacion de modelos y gestion de entregables BIM</w:t>
+            </w:r>
+          </w:p>
+        </w:tc>
+        <w:tc>
+          <w:tcPr>
+            <w:tcW w:type="dxa" w:w="1701"/>
+            <w:shd w:fill="F2F6FA" w:val="clear"/>
+          </w:tcPr>
+          <w:p>
+            <w:r/>
+            <w:r>
+              <w:rPr>
+                <w:rFonts w:ascii="Calibri" w:hAnsi="Calibri"/>
+                <w:sz w:val="20"/>
+              </w:rPr>
+              <w:t>{{ dedicacion_coordinador }}</w:t>
+            </w:r>
+          </w:p>
+        </w:tc>
+        <w:tc>
+          <w:tcPr>
+            <w:tcW w:type="dxa" w:w="1701"/>
+            <w:shd w:fill="F2F6FA" w:val="clear"/>
+          </w:tcPr>
+          <w:p>
+            <w:r/>
+            <w:r>
+              <w:rPr>
+                <w:rFonts w:ascii="Calibri" w:hAnsi="Calibri"/>
+                <w:sz w:val="20"/>
+              </w:rPr>
+              <w:t>{{ horas_coordinador }}</w:t>
+            </w:r>
+          </w:p>
+        </w:tc>
+      </w:tr>
+      <w:tr>
+        <w:tc>
+          <w:tcPr>
+            <w:tcW w:type="dxa" w:w="2268"/>
+          </w:tcPr>
+          <w:p>
+            <w:r/>
+            <w:r>
+              <w:rPr>
+                <w:rFonts w:ascii="Calibri" w:hAnsi="Calibri"/>
+                <w:sz w:val="20"/>
+              </w:rPr>
+              <w:t>Modelador BIM</w:t>
+            </w:r>
+          </w:p>
+        </w:tc>
+        <w:tc>
+          <w:tcPr>
+            <w:tcW w:type="dxa" w:w="3402"/>
+          </w:tcPr>
+          <w:p>
+            <w:r/>
+            <w:r>
+              <w:rPr>
+                <w:rFonts w:ascii="Calibri" w:hAnsi="Calibri"/>
+                <w:sz w:val="20"/>
+              </w:rPr>
+              <w:t>Tecnico con dominio de Revit, Navisworks y herramientas de documentacion</w:t>
+            </w:r>
+          </w:p>
+        </w:tc>
+        <w:tc>
+          <w:tcPr>
+            <w:tcW w:type="dxa" w:w="1701"/>
+          </w:tcPr>
+          <w:p>
+            <w:r/>
+            <w:r>
+              <w:rPr>
+                <w:rFonts w:ascii="Calibri" w:hAnsi="Calibri"/>
+                <w:sz w:val="20"/>
+              </w:rPr>
+              <w:t>{{ dedicacion_modelador }}</w:t>
+            </w:r>
+          </w:p>
+        </w:tc>
+        <w:tc>
+          <w:tcPr>
+            <w:tcW w:type="dxa" w:w="1701"/>
+          </w:tcPr>
+          <w:p>
+            <w:r/>
+            <w:r>
+              <w:rPr>
+                <w:rFonts w:ascii="Calibri" w:hAnsi="Calibri"/>
+                <w:sz w:val="20"/>
+              </w:rPr>
+              <w:t>{{ horas_modelador }}</w:t>
+            </w:r>
+          </w:p>
+        </w:tc>
+      </w:tr>
+    </w:tbl>
     <w:p/>
     <w:p>
       <w:pPr>
@@ -166,14 +1093,939 @@
         <w:rPr>
           <w:color w:val="1A477A"/>
         </w:rPr>
-        <w:t>6. Cronograma</w:t>
+        <w:t>5. Cronograma</w:t>
       </w:r>
     </w:p>
+    <w:tbl>
+      <w:tblPr>
+        <w:tblStyle w:val="TableGrid"/>
+        <w:tblW w:type="auto" w:w="0"/>
+        <w:jc w:val="center"/>
+        <w:tblLook w:firstColumn="1" w:firstRow="1" w:lastColumn="0" w:lastRow="0" w:noHBand="0" w:noVBand="1" w:val="04A0"/>
+      </w:tblPr>
+      <w:tblGrid>
+        <w:gridCol w:w="2160"/>
+        <w:gridCol w:w="2160"/>
+        <w:gridCol w:w="2160"/>
+        <w:gridCol w:w="2160"/>
+      </w:tblGrid>
+      <w:tr>
+        <w:tc>
+          <w:tcPr>
+            <w:tcW w:type="dxa" w:w="1984"/>
+            <w:shd w:fill="1A477A" w:val="clear"/>
+          </w:tcPr>
+          <w:p>
+            <w:pPr>
+              <w:jc w:val="center"/>
+            </w:pPr>
+            <w:r/>
+            <w:r>
+              <w:rPr>
+                <w:rFonts w:ascii="Calibri" w:hAnsi="Calibri"/>
+                <w:b/>
+                <w:color w:val="FFFFFF"/>
+                <w:sz w:val="20"/>
+              </w:rPr>
+              <w:t>Etapa</w:t>
+            </w:r>
+          </w:p>
+        </w:tc>
+        <w:tc>
+          <w:tcPr>
+            <w:tcW w:type="dxa" w:w="3118"/>
+            <w:shd w:fill="1A477A" w:val="clear"/>
+          </w:tcPr>
+          <w:p>
+            <w:pPr>
+              <w:jc w:val="center"/>
+            </w:pPr>
+            <w:r/>
+            <w:r>
+              <w:rPr>
+                <w:rFonts w:ascii="Calibri" w:hAnsi="Calibri"/>
+                <w:b/>
+                <w:color w:val="FFFFFF"/>
+                <w:sz w:val="20"/>
+              </w:rPr>
+              <w:t>Actividades clave</w:t>
+            </w:r>
+          </w:p>
+        </w:tc>
+        <w:tc>
+          <w:tcPr>
+            <w:tcW w:type="dxa" w:w="1701"/>
+            <w:shd w:fill="1A477A" w:val="clear"/>
+          </w:tcPr>
+          <w:p>
+            <w:pPr>
+              <w:jc w:val="center"/>
+            </w:pPr>
+            <w:r/>
+            <w:r>
+              <w:rPr>
+                <w:rFonts w:ascii="Calibri" w:hAnsi="Calibri"/>
+                <w:b/>
+                <w:color w:val="FFFFFF"/>
+                <w:sz w:val="20"/>
+              </w:rPr>
+              <w:t>Duracion</w:t>
+            </w:r>
+          </w:p>
+        </w:tc>
+        <w:tc>
+          <w:tcPr>
+            <w:tcW w:type="dxa" w:w="2268"/>
+            <w:shd w:fill="1A477A" w:val="clear"/>
+          </w:tcPr>
+          <w:p>
+            <w:pPr>
+              <w:jc w:val="center"/>
+            </w:pPr>
+            <w:r/>
+            <w:r>
+              <w:rPr>
+                <w:rFonts w:ascii="Calibri" w:hAnsi="Calibri"/>
+                <w:b/>
+                <w:color w:val="FFFFFF"/>
+                <w:sz w:val="20"/>
+              </w:rPr>
+              <w:t>Hito de cierre</w:t>
+            </w:r>
+          </w:p>
+        </w:tc>
+      </w:tr>
+      <w:tr>
+        <w:tc>
+          <w:tcPr>
+            <w:tcW w:type="dxa" w:w="1984"/>
+          </w:tcPr>
+          <w:p>
+            <w:r/>
+            <w:r>
+              <w:rPr>
+                <w:rFonts w:ascii="Calibri" w:hAnsi="Calibri"/>
+                <w:sz w:val="20"/>
+              </w:rPr>
+              <w:t>1. Kick-off y diagnostico</w:t>
+            </w:r>
+          </w:p>
+        </w:tc>
+        <w:tc>
+          <w:tcPr>
+            <w:tcW w:type="dxa" w:w="3118"/>
+          </w:tcPr>
+          <w:p>
+            <w:r/>
+            <w:r>
+              <w:rPr>
+                <w:rFonts w:ascii="Calibri" w:hAnsi="Calibri"/>
+                <w:sz w:val="20"/>
+              </w:rPr>
+              <w:t>Reunion de inicio, revision de documentacion existente, definicion de BEP (BIM Execution Plan)</w:t>
+            </w:r>
+          </w:p>
+        </w:tc>
+        <w:tc>
+          <w:tcPr>
+            <w:tcW w:type="dxa" w:w="1701"/>
+          </w:tcPr>
+          <w:p>
+            <w:r/>
+            <w:r>
+              <w:rPr>
+                <w:rFonts w:ascii="Calibri" w:hAnsi="Calibri"/>
+                <w:sz w:val="20"/>
+              </w:rPr>
+              <w:t>{{ duracion_etapa_1 }}</w:t>
+            </w:r>
+          </w:p>
+        </w:tc>
+        <w:tc>
+          <w:tcPr>
+            <w:tcW w:type="dxa" w:w="2268"/>
+          </w:tcPr>
+          <w:p>
+            <w:r/>
+            <w:r>
+              <w:rPr>
+                <w:rFonts w:ascii="Calibri" w:hAnsi="Calibri"/>
+                <w:sz w:val="20"/>
+              </w:rPr>
+              <w:t>BEP aprobado por el cliente</w:t>
+            </w:r>
+          </w:p>
+        </w:tc>
+      </w:tr>
+      <w:tr>
+        <w:tc>
+          <w:tcPr>
+            <w:tcW w:type="dxa" w:w="1984"/>
+            <w:shd w:fill="F2F6FA" w:val="clear"/>
+          </w:tcPr>
+          <w:p>
+            <w:r/>
+            <w:r>
+              <w:rPr>
+                <w:rFonts w:ascii="Calibri" w:hAnsi="Calibri"/>
+                <w:sz w:val="20"/>
+              </w:rPr>
+              <w:t>2. Modelado y coordinacion</w:t>
+            </w:r>
+          </w:p>
+        </w:tc>
+        <w:tc>
+          <w:tcPr>
+            <w:tcW w:type="dxa" w:w="3118"/>
+            <w:shd w:fill="F2F6FA" w:val="clear"/>
+          </w:tcPr>
+          <w:p>
+            <w:r/>
+            <w:r>
+              <w:rPr>
+                <w:rFonts w:ascii="Calibri" w:hAnsi="Calibri"/>
+                <w:sz w:val="20"/>
+              </w:rPr>
+              <w:t>Modelado por disciplina, coordinacion 3D, clash detection, reportes semanales</w:t>
+            </w:r>
+          </w:p>
+        </w:tc>
+        <w:tc>
+          <w:tcPr>
+            <w:tcW w:type="dxa" w:w="1701"/>
+            <w:shd w:fill="F2F6FA" w:val="clear"/>
+          </w:tcPr>
+          <w:p>
+            <w:r/>
+            <w:r>
+              <w:rPr>
+                <w:rFonts w:ascii="Calibri" w:hAnsi="Calibri"/>
+                <w:sz w:val="20"/>
+              </w:rPr>
+              <w:t>{{ duracion_etapa_2 }}</w:t>
+            </w:r>
+          </w:p>
+        </w:tc>
+        <w:tc>
+          <w:tcPr>
+            <w:tcW w:type="dxa" w:w="2268"/>
+            <w:shd w:fill="F2F6FA" w:val="clear"/>
+          </w:tcPr>
+          <w:p>
+            <w:r/>
+            <w:r>
+              <w:rPr>
+                <w:rFonts w:ascii="Calibri" w:hAnsi="Calibri"/>
+                <w:sz w:val="20"/>
+              </w:rPr>
+              <w:t>Modelo federado sin clashes criticos</w:t>
+            </w:r>
+          </w:p>
+        </w:tc>
+      </w:tr>
+      <w:tr>
+        <w:tc>
+          <w:tcPr>
+            <w:tcW w:type="dxa" w:w="1984"/>
+          </w:tcPr>
+          <w:p>
+            <w:r/>
+            <w:r>
+              <w:rPr>
+                <w:rFonts w:ascii="Calibri" w:hAnsi="Calibri"/>
+                <w:sz w:val="20"/>
+              </w:rPr>
+              <w:t>3. Documentacion</w:t>
+            </w:r>
+          </w:p>
+        </w:tc>
+        <w:tc>
+          <w:tcPr>
+            <w:tcW w:type="dxa" w:w="3118"/>
+          </w:tcPr>
+          <w:p>
+            <w:r/>
+            <w:r>
+              <w:rPr>
+                <w:rFonts w:ascii="Calibri" w:hAnsi="Calibri"/>
+                <w:sz w:val="20"/>
+              </w:rPr>
+              <w:t>Generacion de planos, listas de cantidades, especificaciones tecnicas</w:t>
+            </w:r>
+          </w:p>
+        </w:tc>
+        <w:tc>
+          <w:tcPr>
+            <w:tcW w:type="dxa" w:w="1701"/>
+          </w:tcPr>
+          <w:p>
+            <w:r/>
+            <w:r>
+              <w:rPr>
+                <w:rFonts w:ascii="Calibri" w:hAnsi="Calibri"/>
+                <w:sz w:val="20"/>
+              </w:rPr>
+              <w:t>{{ duracion_etapa_3 }}</w:t>
+            </w:r>
+          </w:p>
+        </w:tc>
+        <w:tc>
+          <w:tcPr>
+            <w:tcW w:type="dxa" w:w="2268"/>
+          </w:tcPr>
+          <w:p>
+            <w:r/>
+            <w:r>
+              <w:rPr>
+                <w:rFonts w:ascii="Calibri" w:hAnsi="Calibri"/>
+                <w:sz w:val="20"/>
+              </w:rPr>
+              <w:t>Set de planos aprobado</w:t>
+            </w:r>
+          </w:p>
+        </w:tc>
+      </w:tr>
+      <w:tr>
+        <w:tc>
+          <w:tcPr>
+            <w:tcW w:type="dxa" w:w="1984"/>
+            <w:shd w:fill="F2F6FA" w:val="clear"/>
+          </w:tcPr>
+          <w:p>
+            <w:r/>
+            <w:r>
+              <w:rPr>
+                <w:rFonts w:ascii="Calibri" w:hAnsi="Calibri"/>
+                <w:sz w:val="20"/>
+              </w:rPr>
+              <w:t>4. Entrega y cierre</w:t>
+            </w:r>
+          </w:p>
+        </w:tc>
+        <w:tc>
+          <w:tcPr>
+            <w:tcW w:type="dxa" w:w="3118"/>
+            <w:shd w:fill="F2F6FA" w:val="clear"/>
+          </w:tcPr>
+          <w:p>
+            <w:r/>
+            <w:r>
+              <w:rPr>
+                <w:rFonts w:ascii="Calibri" w:hAnsi="Calibri"/>
+                <w:sz w:val="20"/>
+              </w:rPr>
+              <w:t>Modelo As-Built, capacitacion al equipo del cliente, transferencia de conocimiento</w:t>
+            </w:r>
+          </w:p>
+        </w:tc>
+        <w:tc>
+          <w:tcPr>
+            <w:tcW w:type="dxa" w:w="1701"/>
+            <w:shd w:fill="F2F6FA" w:val="clear"/>
+          </w:tcPr>
+          <w:p>
+            <w:r/>
+            <w:r>
+              <w:rPr>
+                <w:rFonts w:ascii="Calibri" w:hAnsi="Calibri"/>
+                <w:sz w:val="20"/>
+              </w:rPr>
+              <w:t>{{ duracion_etapa_4 }}</w:t>
+            </w:r>
+          </w:p>
+        </w:tc>
+        <w:tc>
+          <w:tcPr>
+            <w:tcW w:type="dxa" w:w="2268"/>
+            <w:shd w:fill="F2F6FA" w:val="clear"/>
+          </w:tcPr>
+          <w:p>
+            <w:r/>
+            <w:r>
+              <w:rPr>
+                <w:rFonts w:ascii="Calibri" w:hAnsi="Calibri"/>
+                <w:sz w:val="20"/>
+              </w:rPr>
+              <w:t>Acta de cierre firmada</w:t>
+            </w:r>
+          </w:p>
+        </w:tc>
+      </w:tr>
+    </w:tbl>
+    <w:p/>
     <w:p>
+      <w:pPr>
+        <w:pStyle w:val="Heading1"/>
+      </w:pPr>
       <w:r>
-        <w:t>{{ cronograma }}</w:t>
+        <w:rPr>
+          <w:color w:val="1A477A"/>
+        </w:rPr>
+        <w:t>6. Inversion</w:t>
       </w:r>
     </w:p>
+    <w:tbl>
+      <w:tblPr>
+        <w:tblStyle w:val="TableGrid"/>
+        <w:tblW w:type="auto" w:w="0"/>
+        <w:jc w:val="center"/>
+        <w:tblLook w:firstColumn="1" w:firstRow="1" w:lastColumn="0" w:lastRow="0" w:noHBand="0" w:noVBand="1" w:val="04A0"/>
+      </w:tblPr>
+      <w:tblGrid>
+        <w:gridCol w:w="1728"/>
+        <w:gridCol w:w="1728"/>
+        <w:gridCol w:w="1728"/>
+        <w:gridCol w:w="1728"/>
+        <w:gridCol w:w="1728"/>
+      </w:tblGrid>
+      <w:tr>
+        <w:tc>
+          <w:tcPr>
+            <w:tcW w:type="dxa" w:w="850"/>
+            <w:shd w:fill="1A477A" w:val="clear"/>
+          </w:tcPr>
+          <w:p>
+            <w:pPr>
+              <w:jc w:val="center"/>
+            </w:pPr>
+            <w:r/>
+            <w:r>
+              <w:rPr>
+                <w:rFonts w:ascii="Calibri" w:hAnsi="Calibri"/>
+                <w:b/>
+                <w:color w:val="FFFFFF"/>
+                <w:sz w:val="20"/>
+              </w:rPr>
+              <w:t>Item</w:t>
+            </w:r>
+          </w:p>
+        </w:tc>
+        <w:tc>
+          <w:tcPr>
+            <w:tcW w:type="dxa" w:w="2835"/>
+            <w:shd w:fill="1A477A" w:val="clear"/>
+          </w:tcPr>
+          <w:p>
+            <w:pPr>
+              <w:jc w:val="center"/>
+            </w:pPr>
+            <w:r/>
+            <w:r>
+              <w:rPr>
+                <w:rFonts w:ascii="Calibri" w:hAnsi="Calibri"/>
+                <w:b/>
+                <w:color w:val="FFFFFF"/>
+                <w:sz w:val="20"/>
+              </w:rPr>
+              <w:t>Descripcion</w:t>
+            </w:r>
+          </w:p>
+        </w:tc>
+        <w:tc>
+          <w:tcPr>
+            <w:tcW w:type="dxa" w:w="1417"/>
+            <w:shd w:fill="1A477A" w:val="clear"/>
+          </w:tcPr>
+          <w:p>
+            <w:pPr>
+              <w:jc w:val="center"/>
+            </w:pPr>
+            <w:r/>
+            <w:r>
+              <w:rPr>
+                <w:rFonts w:ascii="Calibri" w:hAnsi="Calibri"/>
+                <w:b/>
+                <w:color w:val="FFFFFF"/>
+                <w:sz w:val="20"/>
+              </w:rPr>
+              <w:t>Cantidad</w:t>
+            </w:r>
+          </w:p>
+        </w:tc>
+        <w:tc>
+          <w:tcPr>
+            <w:tcW w:type="dxa" w:w="1701"/>
+            <w:shd w:fill="1A477A" w:val="clear"/>
+          </w:tcPr>
+          <w:p>
+            <w:pPr>
+              <w:jc w:val="center"/>
+            </w:pPr>
+            <w:r/>
+            <w:r>
+              <w:rPr>
+                <w:rFonts w:ascii="Calibri" w:hAnsi="Calibri"/>
+                <w:b/>
+                <w:color w:val="FFFFFF"/>
+                <w:sz w:val="20"/>
+              </w:rPr>
+              <w:t>Valor unitario</w:t>
+            </w:r>
+          </w:p>
+        </w:tc>
+        <w:tc>
+          <w:tcPr>
+            <w:tcW w:type="dxa" w:w="1701"/>
+            <w:shd w:fill="1A477A" w:val="clear"/>
+          </w:tcPr>
+          <w:p>
+            <w:pPr>
+              <w:jc w:val="center"/>
+            </w:pPr>
+            <w:r/>
+            <w:r>
+              <w:rPr>
+                <w:rFonts w:ascii="Calibri" w:hAnsi="Calibri"/>
+                <w:b/>
+                <w:color w:val="FFFFFF"/>
+                <w:sz w:val="20"/>
+              </w:rPr>
+              <w:t>Subtotal</w:t>
+            </w:r>
+          </w:p>
+        </w:tc>
+      </w:tr>
+      <w:tr>
+        <w:tc>
+          <w:tcPr>
+            <w:tcW w:type="dxa" w:w="850"/>
+          </w:tcPr>
+          <w:p>
+            <w:r/>
+            <w:r>
+              <w:rPr>
+                <w:rFonts w:ascii="Calibri" w:hAnsi="Calibri"/>
+                <w:sz w:val="20"/>
+              </w:rPr>
+              <w:t>1</w:t>
+            </w:r>
+          </w:p>
+        </w:tc>
+        <w:tc>
+          <w:tcPr>
+            <w:tcW w:type="dxa" w:w="2835"/>
+          </w:tcPr>
+          <w:p>
+            <w:r/>
+            <w:r>
+              <w:rPr>
+                <w:rFonts w:ascii="Calibri" w:hAnsi="Calibri"/>
+                <w:sz w:val="20"/>
+              </w:rPr>
+              <w:t>Consultoria BIM Manager</w:t>
+            </w:r>
+          </w:p>
+        </w:tc>
+        <w:tc>
+          <w:tcPr>
+            <w:tcW w:type="dxa" w:w="1417"/>
+          </w:tcPr>
+          <w:p>
+            <w:r/>
+            <w:r>
+              <w:rPr>
+                <w:rFonts w:ascii="Calibri" w:hAnsi="Calibri"/>
+                <w:sz w:val="20"/>
+              </w:rPr>
+              <w:t>{{ cantidad_bim_manager }}</w:t>
+            </w:r>
+          </w:p>
+        </w:tc>
+        <w:tc>
+          <w:tcPr>
+            <w:tcW w:type="dxa" w:w="1701"/>
+          </w:tcPr>
+          <w:p>
+            <w:r/>
+            <w:r>
+              <w:rPr>
+                <w:rFonts w:ascii="Calibri" w:hAnsi="Calibri"/>
+                <w:sz w:val="20"/>
+              </w:rPr>
+              <w:t>{{ valor_unit_bim_manager }}</w:t>
+            </w:r>
+          </w:p>
+        </w:tc>
+        <w:tc>
+          <w:tcPr>
+            <w:tcW w:type="dxa" w:w="1701"/>
+          </w:tcPr>
+          <w:p>
+            <w:r/>
+            <w:r>
+              <w:rPr>
+                <w:rFonts w:ascii="Calibri" w:hAnsi="Calibri"/>
+                <w:sz w:val="20"/>
+              </w:rPr>
+              <w:t>{{ subtotal_bim_manager }}</w:t>
+            </w:r>
+          </w:p>
+        </w:tc>
+      </w:tr>
+      <w:tr>
+        <w:tc>
+          <w:tcPr>
+            <w:tcW w:type="dxa" w:w="850"/>
+            <w:shd w:fill="F2F6FA" w:val="clear"/>
+          </w:tcPr>
+          <w:p>
+            <w:r/>
+            <w:r>
+              <w:rPr>
+                <w:rFonts w:ascii="Calibri" w:hAnsi="Calibri"/>
+                <w:sz w:val="20"/>
+              </w:rPr>
+              <w:t>2</w:t>
+            </w:r>
+          </w:p>
+        </w:tc>
+        <w:tc>
+          <w:tcPr>
+            <w:tcW w:type="dxa" w:w="2835"/>
+            <w:shd w:fill="F2F6FA" w:val="clear"/>
+          </w:tcPr>
+          <w:p>
+            <w:r/>
+            <w:r>
+              <w:rPr>
+                <w:rFonts w:ascii="Calibri" w:hAnsi="Calibri"/>
+                <w:sz w:val="20"/>
+              </w:rPr>
+              <w:t>Coordinacion BIM</w:t>
+            </w:r>
+          </w:p>
+        </w:tc>
+        <w:tc>
+          <w:tcPr>
+            <w:tcW w:type="dxa" w:w="1417"/>
+            <w:shd w:fill="F2F6FA" w:val="clear"/>
+          </w:tcPr>
+          <w:p>
+            <w:r/>
+            <w:r>
+              <w:rPr>
+                <w:rFonts w:ascii="Calibri" w:hAnsi="Calibri"/>
+                <w:sz w:val="20"/>
+              </w:rPr>
+              <w:t>{{ cantidad_coordinador }}</w:t>
+            </w:r>
+          </w:p>
+        </w:tc>
+        <w:tc>
+          <w:tcPr>
+            <w:tcW w:type="dxa" w:w="1701"/>
+            <w:shd w:fill="F2F6FA" w:val="clear"/>
+          </w:tcPr>
+          <w:p>
+            <w:r/>
+            <w:r>
+              <w:rPr>
+                <w:rFonts w:ascii="Calibri" w:hAnsi="Calibri"/>
+                <w:sz w:val="20"/>
+              </w:rPr>
+              <w:t>{{ valor_unit_coordinador }}</w:t>
+            </w:r>
+          </w:p>
+        </w:tc>
+        <w:tc>
+          <w:tcPr>
+            <w:tcW w:type="dxa" w:w="1701"/>
+            <w:shd w:fill="F2F6FA" w:val="clear"/>
+          </w:tcPr>
+          <w:p>
+            <w:r/>
+            <w:r>
+              <w:rPr>
+                <w:rFonts w:ascii="Calibri" w:hAnsi="Calibri"/>
+                <w:sz w:val="20"/>
+              </w:rPr>
+              <w:t>{{ subtotal_coordinador }}</w:t>
+            </w:r>
+          </w:p>
+        </w:tc>
+      </w:tr>
+      <w:tr>
+        <w:tc>
+          <w:tcPr>
+            <w:tcW w:type="dxa" w:w="850"/>
+          </w:tcPr>
+          <w:p>
+            <w:r/>
+            <w:r>
+              <w:rPr>
+                <w:rFonts w:ascii="Calibri" w:hAnsi="Calibri"/>
+                <w:sz w:val="20"/>
+              </w:rPr>
+              <w:t>3</w:t>
+            </w:r>
+          </w:p>
+        </w:tc>
+        <w:tc>
+          <w:tcPr>
+            <w:tcW w:type="dxa" w:w="2835"/>
+          </w:tcPr>
+          <w:p>
+            <w:r/>
+            <w:r>
+              <w:rPr>
+                <w:rFonts w:ascii="Calibri" w:hAnsi="Calibri"/>
+                <w:sz w:val="20"/>
+              </w:rPr>
+              <w:t>Modelado BIM</w:t>
+            </w:r>
+          </w:p>
+        </w:tc>
+        <w:tc>
+          <w:tcPr>
+            <w:tcW w:type="dxa" w:w="1417"/>
+          </w:tcPr>
+          <w:p>
+            <w:r/>
+            <w:r>
+              <w:rPr>
+                <w:rFonts w:ascii="Calibri" w:hAnsi="Calibri"/>
+                <w:sz w:val="20"/>
+              </w:rPr>
+              <w:t>{{ cantidad_modelador }}</w:t>
+            </w:r>
+          </w:p>
+        </w:tc>
+        <w:tc>
+          <w:tcPr>
+            <w:tcW w:type="dxa" w:w="1701"/>
+          </w:tcPr>
+          <w:p>
+            <w:r/>
+            <w:r>
+              <w:rPr>
+                <w:rFonts w:ascii="Calibri" w:hAnsi="Calibri"/>
+                <w:sz w:val="20"/>
+              </w:rPr>
+              <w:t>{{ valor_unit_modelador }}</w:t>
+            </w:r>
+          </w:p>
+        </w:tc>
+        <w:tc>
+          <w:tcPr>
+            <w:tcW w:type="dxa" w:w="1701"/>
+          </w:tcPr>
+          <w:p>
+            <w:r/>
+            <w:r>
+              <w:rPr>
+                <w:rFonts w:ascii="Calibri" w:hAnsi="Calibri"/>
+                <w:sz w:val="20"/>
+              </w:rPr>
+              <w:t>{{ subtotal_modelador }}</w:t>
+            </w:r>
+          </w:p>
+        </w:tc>
+      </w:tr>
+      <w:tr>
+        <w:tc>
+          <w:tcPr>
+            <w:tcW w:type="dxa" w:w="850"/>
+            <w:shd w:fill="F2F6FA" w:val="clear"/>
+          </w:tcPr>
+          <w:p>
+            <w:r/>
+            <w:r>
+              <w:rPr>
+                <w:rFonts w:ascii="Calibri" w:hAnsi="Calibri"/>
+                <w:sz w:val="20"/>
+              </w:rPr>
+              <w:t>4</w:t>
+            </w:r>
+          </w:p>
+        </w:tc>
+        <w:tc>
+          <w:tcPr>
+            <w:tcW w:type="dxa" w:w="2835"/>
+            <w:shd w:fill="F2F6FA" w:val="clear"/>
+          </w:tcPr>
+          <w:p>
+            <w:r/>
+            <w:r>
+              <w:rPr>
+                <w:rFonts w:ascii="Calibri" w:hAnsi="Calibri"/>
+                <w:sz w:val="20"/>
+              </w:rPr>
+              <w:t>Licencias y software</w:t>
+            </w:r>
+          </w:p>
+        </w:tc>
+        <w:tc>
+          <w:tcPr>
+            <w:tcW w:type="dxa" w:w="1417"/>
+            <w:shd w:fill="F2F6FA" w:val="clear"/>
+          </w:tcPr>
+          <w:p>
+            <w:r/>
+            <w:r>
+              <w:rPr>
+                <w:rFonts w:ascii="Calibri" w:hAnsi="Calibri"/>
+                <w:sz w:val="20"/>
+              </w:rPr>
+              <w:t>{{ cantidad_licencias }}</w:t>
+            </w:r>
+          </w:p>
+        </w:tc>
+        <w:tc>
+          <w:tcPr>
+            <w:tcW w:type="dxa" w:w="1701"/>
+            <w:shd w:fill="F2F6FA" w:val="clear"/>
+          </w:tcPr>
+          <w:p>
+            <w:r/>
+            <w:r>
+              <w:rPr>
+                <w:rFonts w:ascii="Calibri" w:hAnsi="Calibri"/>
+                <w:sz w:val="20"/>
+              </w:rPr>
+              <w:t>{{ valor_unit_licencias }}</w:t>
+            </w:r>
+          </w:p>
+        </w:tc>
+        <w:tc>
+          <w:tcPr>
+            <w:tcW w:type="dxa" w:w="1701"/>
+            <w:shd w:fill="F2F6FA" w:val="clear"/>
+          </w:tcPr>
+          <w:p>
+            <w:r/>
+            <w:r>
+              <w:rPr>
+                <w:rFonts w:ascii="Calibri" w:hAnsi="Calibri"/>
+                <w:sz w:val="20"/>
+              </w:rPr>
+              <w:t>{{ subtotal_licencias }}</w:t>
+            </w:r>
+          </w:p>
+        </w:tc>
+      </w:tr>
+    </w:tbl>
+    <w:p/>
+    <w:tbl>
+      <w:tblPr>
+        <w:tblW w:type="auto" w:w="0"/>
+        <w:jc w:val="right"/>
+        <w:tblLook w:firstColumn="1" w:firstRow="1" w:lastColumn="0" w:lastRow="0" w:noHBand="0" w:noVBand="1" w:val="04A0"/>
+      </w:tblPr>
+      <w:tblGrid>
+        <w:gridCol w:w="4320"/>
+        <w:gridCol w:w="4320"/>
+      </w:tblGrid>
+      <w:tr>
+        <w:tc>
+          <w:tcPr>
+            <w:tcW w:type="dxa" w:w="4320"/>
+          </w:tcPr>
+          <w:p>
+            <w:pPr>
+              <w:jc w:val="right"/>
+            </w:pPr>
+            <w:r>
+              <w:rPr>
+                <w:rFonts w:ascii="Calibri" w:hAnsi="Calibri"/>
+                <w:sz w:val="22"/>
+              </w:rPr>
+              <w:t>Subtotal:</w:t>
+            </w:r>
+          </w:p>
+        </w:tc>
+        <w:tc>
+          <w:tcPr>
+            <w:tcW w:type="dxa" w:w="4320"/>
+          </w:tcPr>
+          <w:p>
+            <w:pPr>
+              <w:jc w:val="right"/>
+            </w:pPr>
+            <w:r>
+              <w:rPr>
+                <w:rFonts w:ascii="Calibri" w:hAnsi="Calibri"/>
+                <w:sz w:val="22"/>
+              </w:rPr>
+              <w:t>{{ subtotal }}</w:t>
+            </w:r>
+          </w:p>
+        </w:tc>
+      </w:tr>
+      <w:tr>
+        <w:tc>
+          <w:tcPr>
+            <w:tcW w:type="dxa" w:w="4320"/>
+          </w:tcPr>
+          <w:p>
+            <w:pPr>
+              <w:jc w:val="right"/>
+            </w:pPr>
+            <w:r>
+              <w:rPr>
+                <w:rFonts w:ascii="Calibri" w:hAnsi="Calibri"/>
+                <w:sz w:val="22"/>
+              </w:rPr>
+              <w:t>IVA (19%):</w:t>
+            </w:r>
+          </w:p>
+        </w:tc>
+        <w:tc>
+          <w:tcPr>
+            <w:tcW w:type="dxa" w:w="4320"/>
+          </w:tcPr>
+          <w:p>
+            <w:pPr>
+              <w:jc w:val="right"/>
+            </w:pPr>
+            <w:r>
+              <w:rPr>
+                <w:rFonts w:ascii="Calibri" w:hAnsi="Calibri"/>
+                <w:sz w:val="22"/>
+              </w:rPr>
+              <w:t>{{ iva }}</w:t>
+            </w:r>
+          </w:p>
+        </w:tc>
+      </w:tr>
+      <w:tr>
+        <w:tc>
+          <w:tcPr>
+            <w:tcW w:type="dxa" w:w="4320"/>
+          </w:tcPr>
+          <w:p>
+            <w:pPr>
+              <w:jc w:val="right"/>
+            </w:pPr>
+            <w:r>
+              <w:rPr>
+                <w:rFonts w:ascii="Calibri" w:hAnsi="Calibri"/>
+                <w:b/>
+                <w:sz w:val="22"/>
+              </w:rPr>
+              <w:t>TOTAL:</w:t>
+            </w:r>
+          </w:p>
+        </w:tc>
+        <w:tc>
+          <w:tcPr>
+            <w:tcW w:type="dxa" w:w="4320"/>
+          </w:tcPr>
+          <w:p>
+            <w:pPr>
+              <w:jc w:val="right"/>
+            </w:pPr>
+            <w:r>
+              <w:rPr>
+                <w:rFonts w:ascii="Calibri" w:hAnsi="Calibri"/>
+                <w:b/>
+                <w:sz w:val="22"/>
+              </w:rPr>
+              <w:t>{{ total }}</w:t>
+            </w:r>
+          </w:p>
+        </w:tc>
+      </w:tr>
+    </w:tbl>
     <w:p/>
     <w:p>
       <w:pPr>
@@ -187,23 +2039,225 @@
       </w:r>
     </w:p>
     <w:p>
+      <w:pPr>
+        <w:pStyle w:val="ListBullet"/>
+      </w:pPr>
       <w:r>
-        <w:t>{{ condiciones }}</w:t>
+        <w:t>Validez de la propuesta: 30 dias corridos desde la fecha de emision.</w:t>
+      </w:r>
+    </w:p>
+    <w:p>
+      <w:pPr>
+        <w:pStyle w:val="ListBullet"/>
+      </w:pPr>
+      <w:r>
+        <w:t>Forma de pago: {{ condiciones_pago }}</w:t>
+      </w:r>
+    </w:p>
+    <w:p>
+      <w:pPr>
+        <w:pStyle w:val="ListBullet"/>
+      </w:pPr>
+      <w:r>
+        <w:t>Los plazos indicados comienzan a partir de la firma del contrato y la recepcion de la documentacion base por parte del cliente.</w:t>
+      </w:r>
+    </w:p>
+    <w:p>
+      <w:pPr>
+        <w:pStyle w:val="ListBullet"/>
+      </w:pPr>
+      <w:r>
+        <w:t>El cliente debe designar un interlocutor unico para la coordinacion del proyecto.</w:t>
+      </w:r>
+    </w:p>
+    <w:p>
+      <w:pPr>
+        <w:pStyle w:val="ListBullet"/>
+      </w:pPr>
+      <w:r>
+        <w:t>Cualquier modificacion al alcance sera evaluada y cotizada por separado.</w:t>
+      </w:r>
+    </w:p>
+    <w:p>
+      <w:pPr>
+        <w:pStyle w:val="ListBullet"/>
+      </w:pPr>
+      <w:r>
+        <w:t>Los modelos BIM se entregan en formato nativo (RVT) e IFC. Los planos en PDF y DWG.</w:t>
       </w:r>
     </w:p>
     <w:p/>
-    <w:p/>
     <w:p>
       <w:pPr>
-        <w:jc w:val="center"/>
+        <w:pStyle w:val="Heading1"/>
       </w:pPr>
       <w:r>
         <w:rPr>
-          <w:color w:val="CCCCCC"/>
+          <w:color w:val="1A477A"/>
         </w:rPr>
-        <w:t>────────────────────────────────────────</w:t>
+        <w:t>8. Firma y Aceptacion</w:t>
       </w:r>
     </w:p>
+    <w:p>
+      <w:r>
+        <w:t>Con la firma de este documento, ambas partes aceptan los terminos y condiciones descritos en esta propuesta.</w:t>
+      </w:r>
+    </w:p>
+    <w:p/>
+    <w:tbl>
+      <w:tblPr>
+        <w:tblW w:type="auto" w:w="0"/>
+        <w:jc w:val="center"/>
+        <w:tblLook w:firstColumn="1" w:firstRow="1" w:lastColumn="0" w:lastRow="0" w:noHBand="0" w:noVBand="1" w:val="04A0"/>
+      </w:tblPr>
+      <w:tblGrid>
+        <w:gridCol w:w="4320"/>
+        <w:gridCol w:w="4320"/>
+      </w:tblGrid>
+      <w:tr>
+        <w:tc>
+          <w:tcPr>
+            <w:tcW w:type="dxa" w:w="4320"/>
+          </w:tcPr>
+          <w:p>
+            <w:pPr>
+              <w:jc w:val="center"/>
+            </w:pPr>
+            <w:r>
+              <w:rPr>
+                <w:rFonts w:ascii="Calibri" w:hAnsi="Calibri"/>
+                <w:sz w:val="22"/>
+              </w:rPr>
+              <w:t>Por el Consultor:</w:t>
+            </w:r>
+          </w:p>
+        </w:tc>
+        <w:tc>
+          <w:tcPr>
+            <w:tcW w:type="dxa" w:w="4320"/>
+          </w:tcPr>
+          <w:p>
+            <w:pPr>
+              <w:jc w:val="center"/>
+            </w:pPr>
+            <w:r>
+              <w:rPr>
+                <w:rFonts w:ascii="Calibri" w:hAnsi="Calibri"/>
+                <w:sz w:val="22"/>
+              </w:rPr>
+              <w:t>Por el Cliente:</w:t>
+            </w:r>
+          </w:p>
+        </w:tc>
+      </w:tr>
+      <w:tr>
+        <w:tc>
+          <w:tcPr>
+            <w:tcW w:type="dxa" w:w="4320"/>
+          </w:tcPr>
+          <w:p>
+            <w:pPr>
+              <w:jc w:val="center"/>
+            </w:pPr>
+            <w:r>
+              <w:rPr>
+                <w:rFonts w:ascii="Calibri" w:hAnsi="Calibri"/>
+                <w:sz w:val="22"/>
+              </w:rPr>
+            </w:r>
+          </w:p>
+        </w:tc>
+        <w:tc>
+          <w:tcPr>
+            <w:tcW w:type="dxa" w:w="4320"/>
+          </w:tcPr>
+          <w:p>
+            <w:pPr>
+              <w:jc w:val="center"/>
+            </w:pPr>
+            <w:r>
+              <w:rPr>
+                <w:rFonts w:ascii="Calibri" w:hAnsi="Calibri"/>
+                <w:sz w:val="22"/>
+              </w:rPr>
+            </w:r>
+          </w:p>
+        </w:tc>
+      </w:tr>
+      <w:tr>
+        <w:tc>
+          <w:tcPr>
+            <w:tcW w:type="dxa" w:w="4320"/>
+          </w:tcPr>
+          <w:p>
+            <w:pPr>
+              <w:jc w:val="center"/>
+            </w:pPr>
+            <w:r>
+              <w:rPr>
+                <w:rFonts w:ascii="Calibri" w:hAnsi="Calibri"/>
+                <w:sz w:val="22"/>
+              </w:rPr>
+              <w:t>________________________</w:t>
+            </w:r>
+          </w:p>
+        </w:tc>
+        <w:tc>
+          <w:tcPr>
+            <w:tcW w:type="dxa" w:w="4320"/>
+          </w:tcPr>
+          <w:p>
+            <w:pPr>
+              <w:jc w:val="center"/>
+            </w:pPr>
+            <w:r>
+              <w:rPr>
+                <w:rFonts w:ascii="Calibri" w:hAnsi="Calibri"/>
+                <w:sz w:val="22"/>
+              </w:rPr>
+              <w:t>________________________</w:t>
+            </w:r>
+          </w:p>
+        </w:tc>
+      </w:tr>
+      <w:tr>
+        <w:tc>
+          <w:tcPr>
+            <w:tcW w:type="dxa" w:w="4320"/>
+          </w:tcPr>
+          <w:p>
+            <w:pPr>
+              <w:jc w:val="center"/>
+            </w:pPr>
+            <w:r>
+              <w:rPr>
+                <w:rFonts w:ascii="Calibri" w:hAnsi="Calibri"/>
+                <w:sz w:val="22"/>
+              </w:rPr>
+              <w:t>David Moreira Mercado</w:t>
+            </w:r>
+          </w:p>
+        </w:tc>
+        <w:tc>
+          <w:tcPr>
+            <w:tcW w:type="dxa" w:w="4320"/>
+          </w:tcPr>
+          <w:p>
+            <w:pPr>
+              <w:jc w:val="center"/>
+            </w:pPr>
+            <w:r>
+              <w:rPr>
+                <w:rFonts w:ascii="Calibri" w:hAnsi="Calibri"/>
+                <w:sz w:val="22"/>
+              </w:rPr>
+              <w:t>{{ nombre_representante }}</w:t>
+            </w:r>
+          </w:p>
+        </w:tc>
+      </w:tr>
+    </w:tbl>
+    <w:p/>
     <w:p>
       <w:pPr>
         <w:jc w:val="center"/>
@@ -213,7 +2267,7 @@
           <w:color w:val="666666"/>
           <w:sz w:val="20"/>
         </w:rPr>
-        <w:t>David — Consultoría BIM &amp; Tecnología</w:t>
+        <w:t>David Moreira — Consultoria BIM &amp; Tecnologia</w:t>
       </w:r>
     </w:p>
     <w:p>
